--- a/Volume 1/Chapter 06 - RESTful APIs/SPA_Vol1_Ch6_Project2_GitHub_API_Explorer.docx
+++ b/Volume 1/Chapter 06 - RESTful APIs/SPA_Vol1_Ch6_Project2_GitHub_API_Explorer.docx
@@ -2225,7 +2225,7 @@
         <w:keepNext/>
       </w:pPr>
       <w:r>
-        <w:t>AA14E7E7BD2703694E0A6B6855AF3B8C406102AB1FC56AC905FE33619B31FAA5</w:t>
+        <w:t>DC1E4DE3E0EF3A18F3A5818FAB563EB3FA45D5D3BB1DB527A8D389077ED5EE6C</w:t>
       </w:r>
     </w:p>
     <w:p>
@@ -42064,31 +42064,31 @@
       </w:rPr>
     </w:lvl>
   </w:abstractNum>
-  <w:num w:numId="1" w16cid:durableId="307251233">
+  <w:num w:numId="1" w16cid:durableId="966395606">
     <w:abstractNumId w:val="8"/>
   </w:num>
-  <w:num w:numId="2" w16cid:durableId="495418113">
+  <w:num w:numId="2" w16cid:durableId="2034989121">
     <w:abstractNumId w:val="6"/>
   </w:num>
-  <w:num w:numId="3" w16cid:durableId="103694059">
+  <w:num w:numId="3" w16cid:durableId="133643980">
     <w:abstractNumId w:val="5"/>
   </w:num>
-  <w:num w:numId="4" w16cid:durableId="162090210">
+  <w:num w:numId="4" w16cid:durableId="1920482545">
     <w:abstractNumId w:val="4"/>
   </w:num>
-  <w:num w:numId="5" w16cid:durableId="1045177022">
+  <w:num w:numId="5" w16cid:durableId="845242064">
     <w:abstractNumId w:val="7"/>
   </w:num>
-  <w:num w:numId="6" w16cid:durableId="368532624">
+  <w:num w:numId="6" w16cid:durableId="795297874">
     <w:abstractNumId w:val="3"/>
   </w:num>
-  <w:num w:numId="7" w16cid:durableId="1206407215">
+  <w:num w:numId="7" w16cid:durableId="123815503">
     <w:abstractNumId w:val="2"/>
   </w:num>
-  <w:num w:numId="8" w16cid:durableId="69423233">
+  <w:num w:numId="8" w16cid:durableId="1903759809">
     <w:abstractNumId w:val="1"/>
   </w:num>
-  <w:num w:numId="9" w16cid:durableId="1921598080">
+  <w:num w:numId="9" w16cid:durableId="1164668380">
     <w:abstractNumId w:val="0"/>
   </w:num>
 </w:numbering>

--- a/Volume 1/Chapter 06 - RESTful APIs/SPA_Vol1_Ch6_Project2_GitHub_API_Explorer.docx
+++ b/Volume 1/Chapter 06 - RESTful APIs/SPA_Vol1_Ch6_Project2_GitHub_API_Explorer.docx
@@ -1825,6 +1825,196 @@
         <w:pStyle w:val="Heading3"/>
       </w:pPr>
       <w:r>
+        <w:t>Windows PowerShell Project Files</w:t>
+      </w:r>
+    </w:p>
+    <w:p>
+      <w:pPr>
+        <w:keepNext/>
+      </w:pPr>
+      <w:r>
+        <w:t>Next, let the tools create the practice check's C# project and the Go module; the explorer's two C# projects are the copied files. Remember, dotnet new console -o makes a C# project in the folder -o names, and it also writes a starter Program.cs, which the C# section replaces with this project's code. Remember, go mod init makes the .\go folder a module; its go line shows your own Go version.</w:t>
+      </w:r>
+    </w:p>
+    <w:p>
+      <w:pPr>
+        <w:keepNext/>
+      </w:pPr>
+    </w:p>
+    <w:p>
+      <w:pPr>
+        <w:pStyle w:val="CommandBlock"/>
+        <w:keepNext/>
+      </w:pPr>
+      <w:r>
+        <w:t>dotnet new console -o .\csharp\PracticeCheck</w:t>
+      </w:r>
+    </w:p>
+    <w:p>
+      <w:pPr>
+        <w:pStyle w:val="CommandBlock"/>
+      </w:pPr>
+      <w:r>
+        <w:t>go -C .\go mod init example.com/githubexplorer</w:t>
+      </w:r>
+    </w:p>
+    <w:p>
+      <w:pPr>
+        <w:keepNext/>
+      </w:pPr>
+    </w:p>
+    <w:p>
+      <w:r>
+        <w:t>PracticeCheck.csproj needs lines the template does not write, so type it over the one dotnet new made. It is Lesson 6.21's client project file with one addition: three Compile Include lines that compile the explorer's modules from the Explorer folder. notepad .\csharp\PracticeCheck\PracticeCheck.csproj opens the file: press Ctrl+A, type the file below in place of its lines, save it with Ctrl+S, and close Notepad.</w:t>
+      </w:r>
+    </w:p>
+    <w:p>
+      <w:pPr>
+        <w:keepNext/>
+      </w:pPr>
+    </w:p>
+    <w:p>
+      <w:pPr>
+        <w:pStyle w:val="Heading3"/>
+      </w:pPr>
+      <w:r>
+        <w:t>csharp/PracticeCheck/PracticeCheck.csproj</w:t>
+      </w:r>
+    </w:p>
+    <w:p>
+      <w:pPr>
+        <w:pStyle w:val="SourceCode"/>
+        <w:keepNext/>
+      </w:pPr>
+      <w:r>
+        <w:t>&lt;Project Sdk="Microsoft.NET.Sdk"&gt;</w:t>
+      </w:r>
+    </w:p>
+    <w:p>
+      <w:pPr>
+        <w:pStyle w:val="SourceCode"/>
+        <w:keepNext/>
+      </w:pPr>
+      <w:r>
+        <w:t xml:space="preserve">  &lt;PropertyGroup&gt;</w:t>
+      </w:r>
+    </w:p>
+    <w:p>
+      <w:pPr>
+        <w:pStyle w:val="SourceCode"/>
+      </w:pPr>
+      <w:r>
+        <w:t xml:space="preserve">    &lt;OutputType&gt;Exe&lt;/OutputType&gt;</w:t>
+      </w:r>
+    </w:p>
+    <w:p>
+      <w:pPr>
+        <w:pStyle w:val="SourceCode"/>
+      </w:pPr>
+      <w:r>
+        <w:t xml:space="preserve">    &lt;TargetFramework&gt;net10.0&lt;/TargetFramework&gt;</w:t>
+      </w:r>
+    </w:p>
+    <w:p>
+      <w:pPr>
+        <w:pStyle w:val="SourceCode"/>
+      </w:pPr>
+      <w:r>
+        <w:t xml:space="preserve">    &lt;ImplicitUsings&gt;enable&lt;/ImplicitUsings&gt;</w:t>
+      </w:r>
+    </w:p>
+    <w:p>
+      <w:pPr>
+        <w:pStyle w:val="SourceCode"/>
+      </w:pPr>
+      <w:r>
+        <w:t xml:space="preserve">    &lt;Nullable&gt;enable&lt;/Nullable&gt;</w:t>
+      </w:r>
+    </w:p>
+    <w:p>
+      <w:pPr>
+        <w:pStyle w:val="SourceCode"/>
+      </w:pPr>
+      <w:r>
+        <w:t xml:space="preserve">  &lt;/PropertyGroup&gt;</w:t>
+      </w:r>
+    </w:p>
+    <w:p>
+      <w:pPr>
+        <w:pStyle w:val="SourceCode"/>
+      </w:pPr>
+      <w:r>
+        <w:t xml:space="preserve">  &lt;!-- The explorer's three modules, compiled in from its folder, so this</w:t>
+      </w:r>
+    </w:p>
+    <w:p>
+      <w:pPr>
+        <w:pStyle w:val="SourceCode"/>
+      </w:pPr>
+      <w:r>
+        <w:t xml:space="preserve">       program tests the very files the explorer uses. --&gt;</w:t>
+      </w:r>
+    </w:p>
+    <w:p>
+      <w:pPr>
+        <w:pStyle w:val="SourceCode"/>
+      </w:pPr>
+      <w:r>
+        <w:t xml:space="preserve">  &lt;ItemGroup&gt;</w:t>
+      </w:r>
+    </w:p>
+    <w:p>
+      <w:pPr>
+        <w:pStyle w:val="SourceCode"/>
+      </w:pPr>
+      <w:r>
+        <w:t xml:space="preserve">    &lt;Compile Include="..\Explorer\ApiClient.cs" /&gt;</w:t>
+      </w:r>
+    </w:p>
+    <w:p>
+      <w:pPr>
+        <w:pStyle w:val="SourceCode"/>
+      </w:pPr>
+      <w:r>
+        <w:t xml:space="preserve">    &lt;Compile Include="..\Explorer\ApiFailure.cs" /&gt;</w:t>
+      </w:r>
+    </w:p>
+    <w:p>
+      <w:pPr>
+        <w:pStyle w:val="SourceCode"/>
+        <w:keepNext/>
+      </w:pPr>
+      <w:r>
+        <w:t xml:space="preserve">    &lt;Compile Include="..\Explorer\GitHubClient.cs" /&gt;</w:t>
+      </w:r>
+    </w:p>
+    <w:p>
+      <w:pPr>
+        <w:pStyle w:val="SourceCode"/>
+        <w:keepNext/>
+      </w:pPr>
+      <w:r>
+        <w:t xml:space="preserve">  &lt;/ItemGroup&gt;</w:t>
+      </w:r>
+    </w:p>
+    <w:p>
+      <w:pPr>
+        <w:pStyle w:val="SourceCode"/>
+      </w:pPr>
+      <w:r>
+        <w:t>&lt;/Project&gt;</w:t>
+      </w:r>
+    </w:p>
+    <w:p>
+      <w:pPr>
+        <w:keepNext/>
+      </w:pPr>
+    </w:p>
+    <w:p>
+      <w:pPr>
+        <w:pStyle w:val="Heading3"/>
+      </w:pPr>
+      <w:r>
         <w:t>Linux or macOS Project Setup</w:t>
       </w:r>
     </w:p>
@@ -2027,8 +2217,43 @@
       </w:pPr>
     </w:p>
     <w:p>
-      <w:r>
-        <w:t>Save each source and supporting file from this project into the matching path in the project layout. As in Chapter 1, notepad .\c\basic_explorer.c creates and opens one: choose Yes, type the file, save it with Ctrl+S, and close Notepad (on Linux or macOS, nano ./c/basic_explorer.c: type the file, then save and close it with Ctrl+O, Enter, then Ctrl+X).</w:t>
+      <w:pPr>
+        <w:keepNext/>
+      </w:pPr>
+      <w:r>
+        <w:t>Then create the C# project and the Go module with the same commands as on Windows, and type PracticeCheck.csproj exactly as shown in the Windows setup.</w:t>
+      </w:r>
+    </w:p>
+    <w:p>
+      <w:pPr>
+        <w:keepNext/>
+      </w:pPr>
+    </w:p>
+    <w:p>
+      <w:pPr>
+        <w:pStyle w:val="CommandBlock"/>
+        <w:keepNext/>
+      </w:pPr>
+      <w:r>
+        <w:t>dotnet new console -o ./csharp/PracticeCheck</w:t>
+      </w:r>
+    </w:p>
+    <w:p>
+      <w:pPr>
+        <w:pStyle w:val="CommandBlock"/>
+      </w:pPr>
+      <w:r>
+        <w:t>go -C ./go mod init example.com/githubexplorer</w:t>
+      </w:r>
+    </w:p>
+    <w:p>
+      <w:pPr>
+        <w:keepNext/>
+      </w:pPr>
+    </w:p>
+    <w:p>
+      <w:r>
+        <w:t>You save each source file in its language's section below, as each is shown, and step 2 makes the TypeScript project. As in Chapter 1, notepad .\c\basic_explorer.c creates and opens one: choose Yes, type the file, save it with Ctrl+S, and close Notepad (on Linux or macOS, nano ./c/basic_explorer.c: type the file, then save and close it with Ctrl+O, Enter, then Ctrl+X).</w:t>
       </w:r>
     </w:p>
     <w:p>
@@ -2301,7 +2526,10 @@
     </w:p>
     <w:p>
       <w:r>
-        <w:t>Remember, npm installs each package into the project folder only, at the version package.json pins: undici, the type definitions, and the TypeScript compiler. The other languages need nothing new: C uses MSYS2's libcurl, C++ the copied cpp-httplib and OpenSSL, and C#, Go and Python only their standard libraries.</w:t>
+        <w:t>The TypeScript project needs a package.json. Remember, npm init -y, npm pkg, then npm install: the first npm install line pins undici 8.11.2, which the explorer needs when it runs, and the second the TypeScript compiler and Node's type descriptions, each into the project folder only (Lesson 6.0). On Linux, cd moves into ./typescript for the npm lines, and cd .. moves back. The other languages need nothing new: C uses MSYS2's libcurl, C++ the copied cpp-httplib and OpenSSL, and C#, Go and Python only their s</w:t>
+      </w:r>
+      <w:r>
+        <w:t>tandard libraries.</w:t>
       </w:r>
     </w:p>
     <w:p>
@@ -2320,9 +2548,99 @@
     <w:p>
       <w:pPr>
         <w:pStyle w:val="CommandBlock"/>
-      </w:pPr>
-      <w:r>
-        <w:t>npm --prefix .\typescript install --ignore-scripts --no-audit --no-fund</w:t>
+        <w:keepNext/>
+      </w:pPr>
+      <w:r>
+        <w:t>Push-Location .\typescript</w:t>
+      </w:r>
+    </w:p>
+    <w:p>
+      <w:pPr>
+        <w:pStyle w:val="CommandBlock"/>
+        <w:keepNext/>
+      </w:pPr>
+      <w:r>
+        <w:t>npm init -y</w:t>
+      </w:r>
+    </w:p>
+    <w:p>
+      <w:pPr>
+        <w:pStyle w:val="CommandBlock"/>
+        <w:keepNext/>
+      </w:pPr>
+      <w:r>
+        <w:t>npm pkg set name=github-explorer-typescript type=module</w:t>
+      </w:r>
+    </w:p>
+    <w:p>
+      <w:pPr>
+        <w:pStyle w:val="CommandBlock"/>
+        <w:keepNext/>
+      </w:pPr>
+      <w:r>
+        <w:t>npm pkg set private=true --json</w:t>
+      </w:r>
+    </w:p>
+    <w:p>
+      <w:pPr>
+        <w:pStyle w:val="CommandBlock"/>
+        <w:keepNext/>
+      </w:pPr>
+      <w:r>
+        <w:t>npm pkg set "scripts.check=tsc --noEmit" "scripts.build=tsc --noEmitOnError"</w:t>
+      </w:r>
+    </w:p>
+    <w:p>
+      <w:pPr>
+        <w:pStyle w:val="CommandBlock"/>
+        <w:keepNext/>
+      </w:pPr>
+      <w:r>
+        <w:t>npm pkg delete version description main keywords author license scripts.test</w:t>
+      </w:r>
+    </w:p>
+    <w:p>
+      <w:pPr>
+        <w:pStyle w:val="CommandBlock"/>
+        <w:keepNext/>
+      </w:pPr>
+      <w:r>
+        <w:t>npm install --save-exact undici@8.11.2 `</w:t>
+      </w:r>
+    </w:p>
+    <w:p>
+      <w:pPr>
+        <w:pStyle w:val="CommandBlock"/>
+        <w:keepNext/>
+      </w:pPr>
+      <w:r>
+        <w:t xml:space="preserve">    --ignore-scripts --no-audit --no-fund</w:t>
+      </w:r>
+    </w:p>
+    <w:p>
+      <w:pPr>
+        <w:pStyle w:val="CommandBlock"/>
+        <w:keepNext/>
+      </w:pPr>
+      <w:r>
+        <w:t>npm install --save-dev --save-exact typescript@5.9.3 @types/node@24.13.5 `</w:t>
+      </w:r>
+    </w:p>
+    <w:p>
+      <w:pPr>
+        <w:pStyle w:val="CommandBlock"/>
+        <w:keepNext/>
+      </w:pPr>
+      <w:r>
+        <w:t xml:space="preserve">    --ignore-scripts --no-audit --no-fund</w:t>
+      </w:r>
+    </w:p>
+    <w:p>
+      <w:pPr>
+        <w:pStyle w:val="CommandBlock"/>
+      </w:pPr>
+      <w:r>
+        <w:t>Pop-Location</w:t>
       </w:r>
     </w:p>
     <w:p>
@@ -2341,9 +2659,99 @@
     <w:p>
       <w:pPr>
         <w:pStyle w:val="CommandBlock"/>
-      </w:pPr>
-      <w:r>
-        <w:t>npm --prefix ./typescript install --ignore-scripts --no-audit --no-fund</w:t>
+        <w:keepNext/>
+      </w:pPr>
+      <w:r>
+        <w:t>cd ./typescript</w:t>
+      </w:r>
+    </w:p>
+    <w:p>
+      <w:pPr>
+        <w:pStyle w:val="CommandBlock"/>
+        <w:keepNext/>
+      </w:pPr>
+      <w:r>
+        <w:t>npm init -y</w:t>
+      </w:r>
+    </w:p>
+    <w:p>
+      <w:pPr>
+        <w:pStyle w:val="CommandBlock"/>
+        <w:keepNext/>
+      </w:pPr>
+      <w:r>
+        <w:t>npm pkg set name=github-explorer-typescript type=module</w:t>
+      </w:r>
+    </w:p>
+    <w:p>
+      <w:pPr>
+        <w:pStyle w:val="CommandBlock"/>
+        <w:keepNext/>
+      </w:pPr>
+      <w:r>
+        <w:t>npm pkg set private=true --json</w:t>
+      </w:r>
+    </w:p>
+    <w:p>
+      <w:pPr>
+        <w:pStyle w:val="CommandBlock"/>
+        <w:keepNext/>
+      </w:pPr>
+      <w:r>
+        <w:t>npm pkg set "scripts.check=tsc --noEmit" "scripts.build=tsc --noEmitOnError"</w:t>
+      </w:r>
+    </w:p>
+    <w:p>
+      <w:pPr>
+        <w:pStyle w:val="CommandBlock"/>
+        <w:keepNext/>
+      </w:pPr>
+      <w:r>
+        <w:t>npm pkg delete version description main keywords author license scripts.test</w:t>
+      </w:r>
+    </w:p>
+    <w:p>
+      <w:pPr>
+        <w:pStyle w:val="CommandBlock"/>
+        <w:keepNext/>
+      </w:pPr>
+      <w:r>
+        <w:t>npm install --save-exact undici@8.11.2 \</w:t>
+      </w:r>
+    </w:p>
+    <w:p>
+      <w:pPr>
+        <w:pStyle w:val="CommandBlock"/>
+        <w:keepNext/>
+      </w:pPr>
+      <w:r>
+        <w:t xml:space="preserve">    --ignore-scripts --no-audit --no-fund</w:t>
+      </w:r>
+    </w:p>
+    <w:p>
+      <w:pPr>
+        <w:pStyle w:val="CommandBlock"/>
+        <w:keepNext/>
+      </w:pPr>
+      <w:r>
+        <w:t>npm install --save-dev --save-exact typescript@5.9.3 @types/node@24.13.5 \</w:t>
+      </w:r>
+    </w:p>
+    <w:p>
+      <w:pPr>
+        <w:pStyle w:val="CommandBlock"/>
+        <w:keepNext/>
+      </w:pPr>
+      <w:r>
+        <w:t xml:space="preserve">    --ignore-scripts --no-audit --no-fund</w:t>
+      </w:r>
+    </w:p>
+    <w:p>
+      <w:pPr>
+        <w:pStyle w:val="CommandBlock"/>
+      </w:pPr>
+      <w:r>
+        <w:t>cd ..</w:t>
       </w:r>
     </w:p>
     <w:p>
@@ -39896,149 +40304,7 @@
     </w:p>
     <w:p>
       <w:r>
-        <w:t>PracticeCheck.csproj is Lesson 6.21's client project file with one addition: three Compile Include lines that compile the explorer's modules from the Explorer folder. go.mod names this project's module, example.com/githubexplorer, and requires nothing outside Go's standard library. package.json names undici under dependencies, and the type definitions and the compiler under devDependencies.</w:t>
-      </w:r>
-    </w:p>
-    <w:p>
-      <w:pPr>
-        <w:keepNext/>
-      </w:pPr>
-    </w:p>
-    <w:p>
-      <w:pPr>
-        <w:keepNext/>
-      </w:pPr>
-    </w:p>
-    <w:p>
-      <w:pPr>
-        <w:pStyle w:val="Heading2"/>
-      </w:pPr>
-      <w:r>
-        <w:t>csharp/PracticeCheck/PracticeCheck.csproj</w:t>
-      </w:r>
-    </w:p>
-    <w:p>
-      <w:pPr>
-        <w:pStyle w:val="SourceCode"/>
-        <w:keepNext/>
-      </w:pPr>
-      <w:r>
-        <w:t>&lt;Project Sdk="Microsoft.NET.Sdk"&gt;</w:t>
-      </w:r>
-    </w:p>
-    <w:p>
-      <w:pPr>
-        <w:pStyle w:val="SourceCode"/>
-        <w:keepNext/>
-      </w:pPr>
-      <w:r>
-        <w:t xml:space="preserve">  &lt;PropertyGroup&gt;</w:t>
-      </w:r>
-    </w:p>
-    <w:p>
-      <w:pPr>
-        <w:pStyle w:val="SourceCode"/>
-      </w:pPr>
-      <w:r>
-        <w:t xml:space="preserve">    &lt;OutputType&gt;Exe&lt;/OutputType&gt;</w:t>
-      </w:r>
-    </w:p>
-    <w:p>
-      <w:pPr>
-        <w:pStyle w:val="SourceCode"/>
-      </w:pPr>
-      <w:r>
-        <w:t xml:space="preserve">    &lt;TargetFramework&gt;net10.0&lt;/TargetFramework&gt;</w:t>
-      </w:r>
-    </w:p>
-    <w:p>
-      <w:pPr>
-        <w:pStyle w:val="SourceCode"/>
-      </w:pPr>
-      <w:r>
-        <w:t xml:space="preserve">    &lt;ImplicitUsings&gt;enable&lt;/ImplicitUsings&gt;</w:t>
-      </w:r>
-    </w:p>
-    <w:p>
-      <w:pPr>
-        <w:pStyle w:val="SourceCode"/>
-      </w:pPr>
-      <w:r>
-        <w:t xml:space="preserve">    &lt;Nullable&gt;enable&lt;/Nullable&gt;</w:t>
-      </w:r>
-    </w:p>
-    <w:p>
-      <w:pPr>
-        <w:pStyle w:val="SourceCode"/>
-      </w:pPr>
-      <w:r>
-        <w:t xml:space="preserve">  &lt;/PropertyGroup&gt;</w:t>
-      </w:r>
-    </w:p>
-    <w:p>
-      <w:pPr>
-        <w:pStyle w:val="SourceCode"/>
-      </w:pPr>
-      <w:r>
-        <w:t xml:space="preserve">  &lt;!-- The explorer's three modules, compiled in from its folder, so this</w:t>
-      </w:r>
-    </w:p>
-    <w:p>
-      <w:pPr>
-        <w:pStyle w:val="SourceCode"/>
-      </w:pPr>
-      <w:r>
-        <w:t xml:space="preserve">       program tests the very files the explorer uses. --&gt;</w:t>
-      </w:r>
-    </w:p>
-    <w:p>
-      <w:pPr>
-        <w:pStyle w:val="SourceCode"/>
-      </w:pPr>
-      <w:r>
-        <w:t xml:space="preserve">  &lt;ItemGroup&gt;</w:t>
-      </w:r>
-    </w:p>
-    <w:p>
-      <w:pPr>
-        <w:pStyle w:val="SourceCode"/>
-      </w:pPr>
-      <w:r>
-        <w:t xml:space="preserve">    &lt;Compile Include="..\Explorer\ApiClient.cs" /&gt;</w:t>
-      </w:r>
-    </w:p>
-    <w:p>
-      <w:pPr>
-        <w:pStyle w:val="SourceCode"/>
-      </w:pPr>
-      <w:r>
-        <w:t xml:space="preserve">    &lt;Compile Include="..\Explorer\ApiFailure.cs" /&gt;</w:t>
-      </w:r>
-    </w:p>
-    <w:p>
-      <w:pPr>
-        <w:pStyle w:val="SourceCode"/>
-        <w:keepNext/>
-      </w:pPr>
-      <w:r>
-        <w:t xml:space="preserve">    &lt;Compile Include="..\Explorer\GitHubClient.cs" /&gt;</w:t>
-      </w:r>
-    </w:p>
-    <w:p>
-      <w:pPr>
-        <w:pStyle w:val="SourceCode"/>
-        <w:keepNext/>
-      </w:pPr>
-      <w:r>
-        <w:t xml:space="preserve">  &lt;/ItemGroup&gt;</w:t>
-      </w:r>
-    </w:p>
-    <w:p>
-      <w:pPr>
-        <w:pStyle w:val="SourceCode"/>
-      </w:pPr>
-      <w:r>
-        <w:t>&lt;/Project&gt;</w:t>
+        <w:t>These are the files the setup commands wrote, shown here so you can check yours. Your go line shows your own Go version, and the blank lines and the order of the package.json fields may differ. go.mod names this project's module, example.com/githubexplorer, and requires nothing outside Go's standard library. package.json names undici under dependencies, and the type definitions and the compiler under devDependencies.</w:t>
       </w:r>
     </w:p>
     <w:p>
@@ -42064,31 +42330,31 @@
       </w:rPr>
     </w:lvl>
   </w:abstractNum>
-  <w:num w:numId="1" w16cid:durableId="966395606">
+  <w:num w:numId="1" w16cid:durableId="570434849">
     <w:abstractNumId w:val="8"/>
   </w:num>
-  <w:num w:numId="2" w16cid:durableId="2034989121">
+  <w:num w:numId="2" w16cid:durableId="717440639">
     <w:abstractNumId w:val="6"/>
   </w:num>
-  <w:num w:numId="3" w16cid:durableId="133643980">
+  <w:num w:numId="3" w16cid:durableId="438723611">
     <w:abstractNumId w:val="5"/>
   </w:num>
-  <w:num w:numId="4" w16cid:durableId="1920482545">
+  <w:num w:numId="4" w16cid:durableId="1475440826">
     <w:abstractNumId w:val="4"/>
   </w:num>
-  <w:num w:numId="5" w16cid:durableId="845242064">
+  <w:num w:numId="5" w16cid:durableId="1100683857">
     <w:abstractNumId w:val="7"/>
   </w:num>
-  <w:num w:numId="6" w16cid:durableId="795297874">
+  <w:num w:numId="6" w16cid:durableId="1695111539">
     <w:abstractNumId w:val="3"/>
   </w:num>
-  <w:num w:numId="7" w16cid:durableId="123815503">
+  <w:num w:numId="7" w16cid:durableId="22177564">
     <w:abstractNumId w:val="2"/>
   </w:num>
-  <w:num w:numId="8" w16cid:durableId="1903759809">
+  <w:num w:numId="8" w16cid:durableId="104469990">
     <w:abstractNumId w:val="1"/>
   </w:num>
-  <w:num w:numId="9" w16cid:durableId="1164668380">
+  <w:num w:numId="9" w16cid:durableId="1822498607">
     <w:abstractNumId w:val="0"/>
   </w:num>
 </w:numbering>

--- a/Volume 1/Chapter 06 - RESTful APIs/SPA_Vol1_Ch6_Project2_GitHub_API_Explorer.docx
+++ b/Volume 1/Chapter 06 - RESTful APIs/SPA_Vol1_Ch6_Project2_GitHub_API_Explorer.docx
@@ -67,10 +67,7 @@
     </w:p>
     <w:p>
       <w:r>
-        <w:t>Build the GitHub API Explorer, a github&gt; command loop in C, C++, C#, Go, Python, and TypeScript that reads real, public data from GitHub's REST API with the client pieces of Chapter 6. It looks up a repository and a user, lists a repository's commits three to a page with an optional file filter, follows GitHub's Link header from page to page, shows how many requests are left this hour, and reports every failure in one sentence: a missing repository, the rate limit, a timeout, or no answer at all. It sends a</w:t>
-      </w:r>
-      <w:r>
-        <w:t xml:space="preserve"> token as a Bearer header when one is set, never prints it, and needs none.</w:t>
+        <w:t>Build the GitHub API Explorer, a github&gt; command loop in C, C++, C#, Go, Python, and TypeScript that reads real, public data from GitHub's REST API with the client pieces of Chapter 6. It looks up a repository and a user, lists a repository's commits three to a page with an optional file filter, follows GitHub's Link header from page to page, shows how many requests are left this hour, and reports every failure in one sentence: a missing repository, the rate limit, a timeout, or no answer at all. It sends a token as a Bearer header when one is set, never prints it, and needs none.</w:t>
       </w:r>
     </w:p>
     <w:p>
@@ -389,10 +386,7 @@
         <w:pStyle w:val="ListBullet"/>
       </w:pPr>
       <w:r>
-        <w:t>send_public_request: the one new request function. It sits beside Lesson 6.4's send_request, which is never changed, and returns the same ApiResponse, so response_header, classify_failure and every other piece work on GitHub's answers unchanged. It takes a whole URL, because GitHub's Link header gives whole URLs, and it always sends GET: the explorer only reads. It refuses any URL that does not start with https://api.github.com/, so the token is never sent to another host, even if a Link header pointed else</w:t>
-      </w:r>
-      <w:r>
-        <w:t>where.</w:t>
+        <w:t>send_public_request: the one new request function. It sits beside Lesson 6.4's send_request, which is never changed, and returns the same ApiResponse, so response_header, classify_failure and every other piece work on GitHub's answers unchanged. It takes a whole URL, because GitHub's Link header gives whole URLs, and it always sends GET: the explorer only reads. It refuses any URL that does not start with https://api.github.com/, so the token is never sent to another host, even if a Link header pointed elsewhere.</w:t>
       </w:r>
     </w:p>
     <w:p>
@@ -550,10 +544,7 @@
         <w:pStyle w:val="ListBullet"/>
       </w:pPr>
       <w:r>
-        <w:t>A token: on github.com, Settings, Developer settings, Personal access tokens, Fine-grained tokens, Generate new token, with Public repositories (read-only) access and an expiry date. GitHub shows it once; keep it like a password. In the terminal that runs the explorer, set it with $env:SPA_GITHUB_TOKEN = and the token in quotes, and remove it afterwards with Remove-Item Env:SPA_GITHUB_TOKEN. Remember, a secret comes from the environment, never from the source code (Lesson 6.16). The explorer sends it as Aut</w:t>
-      </w:r>
-      <w:r>
-        <w:t>horization: Bearer, prints Token: from SPA_GITHUB_TOKEN instead of No token, and never prints the token itself. The screens in this lesson are made without one.</w:t>
+        <w:t>A token: on github.com, Settings, Developer settings, Personal access tokens, Fine-grained tokens, Generate new token, with Public repositories (read-only) access and an expiry date. GitHub shows it once; keep it like a password. In the terminal that runs the explorer, set it with $env:SPA_GITHUB_TOKEN = and the token in quotes, and remove it afterwards with Remove-Item Env:SPA_GITHUB_TOKEN. Remember, a secret comes from the environment, never from the source code (Lesson 6.16). The explorer sends it as Authorization: Bearer, prints Token: from SPA_GITHUB_TOKEN instead of No token, and never prints the token itself. The screens in this lesson are made without one.</w:t>
       </w:r>
     </w:p>
     <w:p>
@@ -1568,10 +1559,7 @@
         <w:keepNext/>
       </w:pPr>
       <w:r>
-        <w:t>Still in github-explorer, copy everything this project uses unchanged from lesson-6.21: only the course CA's certificate, never a private key, because only the practice check talks to the course server; the api_client and api_failure modules; the JSON libraries, cpp-httplib and the project's OpenSSL; the C# client project file, under the explorer's two project names; and tsconfig.json. Remember, Copy-Item to a new file name copies and renames in one step, and the loop gives the two copied Go files this proj</w:t>
-      </w:r>
-      <w:r>
-        <w:t>ect's module name (Lesson 6.20).</w:t>
+        <w:t>Still in github-explorer, copy everything this project uses unchanged from lesson-6.21: only the course CA's certificate, never a private key, because only the practice check talks to the course server; the api_client and api_failure modules; the JSON libraries, cpp-httplib and the project's OpenSSL; the C# client project file, under the explorer's two project names; and tsconfig.json. Remember, Copy-Item to a new file name copies and renames in one step, and the loop gives the two copied Go files this project's module name (Lesson 6.20).</w:t>
       </w:r>
     </w:p>
     <w:p>
@@ -2526,10 +2514,7 @@
     </w:p>
     <w:p>
       <w:r>
-        <w:t>The TypeScript project needs a package.json. Remember, npm init -y, npm pkg, then npm install: the first npm install line pins undici 8.11.2, which the explorer needs when it runs, and the second the TypeScript compiler and Node's type descriptions, each into the project folder only (Lesson 6.0). On Linux, cd moves into ./typescript for the npm lines, and cd .. moves back. The other languages need nothing new: C uses MSYS2's libcurl, C++ the copied cpp-httplib and OpenSSL, and C#, Go and Python only their s</w:t>
-      </w:r>
-      <w:r>
-        <w:t>tandard libraries.</w:t>
+        <w:t>The TypeScript project needs a package.json. Remember, npm init -y, npm pkg, then npm install: the first npm install line pins undici 8.11.2, which the explorer needs when it runs, and the second the TypeScript compiler and Node's type descriptions, each into the project folder only (Lesson 6.0). On Linux, cd moves into ./typescript for the npm lines, and cd .. moves back. The other languages need nothing new: C uses MSYS2's libcurl, C++ the copied cpp-httplib and OpenSSL, and C#, Go and Python only their standard libraries.</w:t>
       </w:r>
     </w:p>
     <w:p>
@@ -4405,10 +4390,7 @@
     </w:p>
     <w:p>
       <w:r>
-        <w:t>The Production-Minded version has every command and sends every request through send_public_request (sendPublicRequest, SendPublicRequest) and every answer through github_problem (githubProblem, GitHubProblem). github_client.h and github_client.c hold send_public_request, link_target and github_problem. send_public_request keeps its own copies of save_body, save_header and failure_kind, because api_client.c keeps those static. explorer.c holds read_answer, trim_text, the checks of an answer, one run_ functi</w:t>
-      </w:r>
-      <w:r>
-        <w:t>on per command, and the loop. practice_check.c is the practice check. Read github_problem first, then the command functions, then the loop.</w:t>
+        <w:t>The Production-Minded version has every command and sends every request through send_public_request (sendPublicRequest, SendPublicRequest) and every answer through github_problem (githubProblem, GitHubProblem). github_client.h and github_client.c hold send_public_request, link_target and github_problem. send_public_request keeps its own copies of save_body, save_header and failure_kind, because api_client.c keeps those static. explorer.c holds read_answer, trim_text, the checks of an answer, one run_ function per command, and the loop. practice_check.c is the practice check. Read github_problem first, then the command functions, then the loop.</w:t>
       </w:r>
     </w:p>
     <w:p>
@@ -11644,10 +11626,7 @@
     </w:p>
     <w:p>
       <w:r>
-        <w:t xml:space="preserve">The Production-Minded version has every command and sends every request through send_public_request (sendPublicRequest, SendPublicRequest) and every answer through github_problem (githubProblem, GitHubProblem). github_client.h and github_client.cpp hold sendPublicRequest, linkTarget and githubProblem; sendPublicRequest calls api_client.cpp's failureKind, which it declares. explorer.cpp holds readAnswer, trimText, the checks of an answer, one run function per command, and the loop. practice_check.cpp is the </w:t>
-      </w:r>
-      <w:r>
-        <w:t>practice check. Read github_problem first, then the command functions, then the loop.</w:t>
+        <w:t>The Production-Minded version has every command and sends every request through send_public_request (sendPublicRequest, SendPublicRequest) and every answer through github_problem (githubProblem, GitHubProblem). github_client.h and github_client.cpp hold sendPublicRequest, linkTarget and githubProblem; sendPublicRequest calls api_client.cpp's failureKind, which it declares. explorer.cpp holds readAnswer, trimText, the checks of an answer, one run function per command, and the loop. practice_check.cpp is the practice check. Read github_problem first, then the command functions, then the loop.</w:t>
       </w:r>
     </w:p>
     <w:p>
@@ -17718,10 +17697,7 @@
     </w:p>
     <w:p>
       <w:r>
-        <w:t>The Production-Minded version has every command and sends every request through send_public_request (sendPublicRequest, SendPublicRequest) and every answer through github_problem (githubProblem, GitHubProblem). GitHubClient.cs holds SendPublicRequest, LinkTarget and GitHubProblem; SendPublicRequest has its own ReportFailure, because ApiClient keeps its own private. Program.cs holds ReadAnswer, the checks of an answer, one Run method per command, and the loop. PracticeCheck's Program.cs is the practice check</w:t>
-      </w:r>
-      <w:r>
-        <w:t>; its project file, in Supporting Files, compiles the explorer's three modules from the Explorer folder. Read github_problem first, then the command functions, then the loop.</w:t>
+        <w:t>The Production-Minded version has every command and sends every request through send_public_request (sendPublicRequest, SendPublicRequest) and every answer through github_problem (githubProblem, GitHubProblem). GitHubClient.cs holds SendPublicRequest, LinkTarget and GitHubProblem; SendPublicRequest has its own ReportFailure, because ApiClient keeps its own private. Program.cs holds ReadAnswer, the checks of an answer, one Run method per command, and the loop. PracticeCheck's Program.cs is the practice check; its project file, in Supporting Files, compiles the explorer's three modules from the Explorer folder. Read github_problem first, then the command functions, then the loop.</w:t>
       </w:r>
     </w:p>
     <w:p>
@@ -22821,10 +22797,7 @@
     </w:p>
     <w:p>
       <w:r>
-        <w:t xml:space="preserve">The explorer's screen must match the second screen of the Required Clean-Run Output line for line, except the Requests left line, whose first number is whatever GitHub has left for your address this hour; it must read of 60. $LASTEXITCODE must print 1, because two commands failed on purpose. The practice check must match the last screen, and its $LASTEXITCODE must print 0. This language's Reason line for the timeout is "Reason: The request was canceled due to the configured HttpClient.Timeout of 10 seconds </w:t>
-      </w:r>
-      <w:r>
-        <w:t>elapsing.".</w:t>
+        <w:t>The explorer's screen must match the second screen of the Required Clean-Run Output line for line, except the Requests left line, whose first number is whatever GitHub has left for your address this hour; it must read of 60. $LASTEXITCODE must print 1, because two commands failed on purpose. The practice check must match the last screen, and its $LASTEXITCODE must print 0. This language's Reason line for the timeout is "Reason: The request was canceled due to the configured HttpClient.Timeout of 10 seconds elapsing.".</w:t>
       </w:r>
     </w:p>
     <w:p>
@@ -23246,8 +23219,6 @@
       </w:pPr>
       <w:r>
         <w:tab/>
-      </w:r>
-      <w:r>
         <w:t>CreatedAt     string `json:"created_at"`</w:t>
       </w:r>
     </w:p>
@@ -23442,8 +23413,6 @@
       </w:pPr>
       <w:r>
         <w:tab/>
-      </w:r>
-      <w:r>
         <w:t>// own JSON type, and the REST API version the program was written for.</w:t>
       </w:r>
     </w:p>
@@ -23564,8 +23533,6 @@
       </w:pPr>
       <w:r>
         <w:tab/>
-      </w:r>
-      <w:r>
         <w:t>body, err := io.ReadAll(response.Body)</w:t>
       </w:r>
     </w:p>
@@ -23749,8 +23716,6 @@
       </w:pPr>
       <w:r>
         <w:tab/>
-      </w:r>
-      <w:r>
         <w:t>fmt.Println("Name: " + record.FullName)</w:t>
       </w:r>
     </w:p>
@@ -23858,8 +23823,6 @@
       </w:pPr>
       <w:r>
         <w:tab/>
-      </w:r>
-      <w:r>
         <w:t>// Remember, only quit or ended input ends the loop, and every failed</w:t>
       </w:r>
     </w:p>
@@ -24028,8 +23991,6 @@
       </w:r>
       <w:r>
         <w:tab/>
-      </w:r>
-      <w:r>
         <w:t>if !repositoryAnswered {</w:t>
       </w:r>
     </w:p>
@@ -24413,10 +24374,7 @@
     </w:p>
     <w:p>
       <w:r>
-        <w:t>The Production-Minded version has every command and sends every request through send_public_request (sendPublicRequest, SendPublicRequest) and every answer through github_problem (githubProblem, GitHubProblem). The githubclient package holds SendPublicRequest, LinkTarget and GitHubProblem, with its own reportFailure and failureKind, because apiclient keeps those unexported. explorer/main.go holds readAnswer, the checks of an answer, one run function per command, and the loop. practicecheck/main.go is the pr</w:t>
-      </w:r>
-      <w:r>
-        <w:t>actice check. Read github_problem first, then the command functions, then the loop.</w:t>
+        <w:t>The Production-Minded version has every command and sends every request through send_public_request (sendPublicRequest, SendPublicRequest) and every answer through github_problem (githubProblem, GitHubProblem). The githubclient package holds SendPublicRequest, LinkTarget and GitHubProblem, with its own reportFailure and failureKind, because apiclient keeps those unexported. explorer/main.go holds readAnswer, the checks of an answer, one run function per command, and the loop. practicecheck/main.go is the practice check. Read github_problem first, then the command functions, then the loop.</w:t>
       </w:r>
     </w:p>
     <w:p>
@@ -24715,8 +24673,6 @@
       </w:pPr>
       <w:r>
         <w:tab/>
-      </w:r>
-      <w:r>
         <w:t>// answering in this version's shape, even after newer versions appear.</w:t>
       </w:r>
     </w:p>
@@ -24819,8 +24775,6 @@
       </w:pPr>
       <w:r>
         <w:tab/>
-      </w:r>
-      <w:r>
         <w:t>var networkError net.Error</w:t>
       </w:r>
     </w:p>
@@ -25189,8 +25143,6 @@
       </w:r>
       <w:r>
         <w:tab/>
-      </w:r>
-      <w:r>
         <w:t>fmt.Fprintln(os.Stderr, "Error: not a GitHub address: "+url)</w:t>
       </w:r>
     </w:p>
@@ -25308,8 +25260,6 @@
       </w:pPr>
       <w:r>
         <w:tab/>
-      </w:r>
-      <w:r>
         <w:t>// Remember, Bearer and the token, as Lesson 6.16 sends a key.</w:t>
       </w:r>
     </w:p>
@@ -25472,8 +25422,6 @@
       </w:r>
       <w:r>
         <w:tab/>
-      </w:r>
-      <w:r>
         <w:t>StatusCode: response.StatusCode,</w:t>
       </w:r>
     </w:p>
@@ -25601,8 +25549,6 @@
       </w:r>
       <w:r>
         <w:tab/>
-      </w:r>
-      <w:r>
         <w:t>// Remember, the target is the text between &lt; and &gt;.</w:t>
       </w:r>
     </w:p>
@@ -25858,8 +25804,6 @@
       </w:pPr>
       <w:r>
         <w:tab/>
-      </w:r>
-      <w:r>
         <w:t>// starts again, as Unix time: seconds since 1970-01-01 UTC (remember, a</w:t>
       </w:r>
     </w:p>
@@ -26121,8 +26065,6 @@
       </w:r>
       <w:r>
         <w:tab/>
-      </w:r>
-      <w:r>
         <w:t>"the limit resets at " + resetText</w:t>
       </w:r>
     </w:p>
@@ -26423,8 +26365,6 @@
       </w:pPr>
       <w:r>
         <w:tab/>
-      </w:r>
-      <w:r>
         <w:t>"strconv"</w:t>
       </w:r>
     </w:p>
@@ -26558,8 +26498,6 @@
       </w:pPr>
       <w:r>
         <w:tab/>
-      </w:r>
-      <w:r>
         <w:t>"  help     show this list",</w:t>
       </w:r>
     </w:p>
@@ -26822,8 +26760,6 @@
       </w:pPr>
       <w:r>
         <w:tab/>
-      </w:r>
-      <w:r>
         <w:t>CreatedAt string `json:"created_at"`</w:t>
       </w:r>
     </w:p>
@@ -27232,8 +27168,6 @@
       </w:pPr>
       <w:r>
         <w:tab/>
-      </w:r>
-      <w:r>
         <w:t>return len(parts) == 2 &amp;&amp; isGitHubName(parts[0]) &amp;&amp; isGitHubName(parts[1])</w:t>
       </w:r>
     </w:p>
@@ -27331,8 +27265,6 @@
       </w:r>
       <w:r>
         <w:tab/>
-      </w:r>
-      <w:r>
         <w:t>return reportError("use owner/name, such as octocat/Hello-World")</w:t>
       </w:r>
     </w:p>
@@ -27441,8 +27373,6 @@
       </w:r>
       <w:r>
         <w:tab/>
-      </w:r>
-      <w:r>
         <w:t>return reportError("the body is not a repository")</w:t>
       </w:r>
     </w:p>
@@ -27564,8 +27494,6 @@
       </w:r>
       <w:r>
         <w:tab/>
-      </w:r>
-      <w:r>
         <w:t>return reportError("input ended before every answer was given")</w:t>
       </w:r>
     </w:p>
@@ -27695,8 +27623,6 @@
       </w:r>
       <w:r>
         <w:tab/>
-      </w:r>
-      <w:r>
         <w:t>return reportError("the body is not a user")</w:t>
       </w:r>
     </w:p>
@@ -27796,8 +27722,6 @@
       </w:pPr>
       <w:r>
         <w:tab/>
-      </w:r>
-      <w:r>
         <w:t>notFound string, pages *commitPages) bool {</w:t>
       </w:r>
     </w:p>
@@ -27921,8 +27845,6 @@
       </w:pPr>
       <w:r>
         <w:tab/>
-      </w:r>
-      <w:r>
         <w:t>fmt.Println("Page " + strconv.Itoa(pages.pageNumber))</w:t>
       </w:r>
     </w:p>
@@ -28040,8 +27962,6 @@
       </w:pPr>
       <w:r>
         <w:tab/>
-      </w:r>
-      <w:r>
         <w:t>pages.nextURL = githubclient.LinkTarget(</w:t>
       </w:r>
     </w:p>
@@ -28144,8 +28064,6 @@
       </w:pPr>
       <w:r>
         <w:tab/>
-      </w:r>
-      <w:r>
         <w:t>fileName, fileAnswered := readAnswer(scanner,</w:t>
       </w:r>
     </w:p>
@@ -28254,8 +28172,6 @@
       </w:pPr>
       <w:r>
         <w:tab/>
-      </w:r>
-      <w:r>
         <w:t>query := url.Values{}</w:t>
       </w:r>
     </w:p>
@@ -28396,8 +28312,6 @@
       </w:r>
       <w:r>
         <w:tab/>
-      </w:r>
-      <w:r>
         <w:t>fmt.Println("No more pages")</w:t>
       </w:r>
     </w:p>
@@ -28516,8 +28430,6 @@
       </w:r>
       <w:r>
         <w:tab/>
-      </w:r>
-      <w:r>
         <w:t>return reportError(problem)</w:t>
       </w:r>
     </w:p>
@@ -28629,8 +28541,6 @@
       </w:pPr>
       <w:r>
         <w:tab/>
-      </w:r>
-      <w:r>
         <w:t>// Remember, create the client once, with the timeout and no redirects</w:t>
       </w:r>
     </w:p>
@@ -28756,8 +28666,6 @@
       </w:r>
       <w:r>
         <w:tab/>
-      </w:r>
-      <w:r>
         <w:t>fmt.Println("Token: from SPA_GITHUB_TOKEN, 5000 requests an hour")</w:t>
       </w:r>
     </w:p>
@@ -28892,8 +28800,6 @@
       </w:r>
       <w:r>
         <w:tab/>
-      </w:r>
-      <w:r>
         <w:t>if !answered || command == "quit" {</w:t>
       </w:r>
     </w:p>
@@ -29092,8 +28998,6 @@
       </w:r>
       <w:r>
         <w:tab/>
-      </w:r>
-      <w:r>
         <w:t>succeeded = runNext(client, token, &amp;pages)</w:t>
       </w:r>
     </w:p>
@@ -29431,8 +29335,6 @@
       </w:pPr>
       <w:r>
         <w:tab/>
-      </w:r>
-      <w:r>
         <w:t>"example.com/githubexplorer/githubclient"</w:t>
       </w:r>
     </w:p>
@@ -29540,8 +29442,6 @@
       </w:pPr>
       <w:r>
         <w:tab/>
-      </w:r>
-      <w:r>
         <w:t>// Remember, the course server needs the course CA (Lesson 6.0), so this</w:t>
       </w:r>
     </w:p>
@@ -29680,8 +29580,6 @@
       </w:r>
       <w:r>
         <w:tab/>
-      </w:r>
-      <w:r>
         <w:t>TLSClientConfig: &amp;tls.Config{RootCAs: trusted},</w:t>
       </w:r>
     </w:p>
@@ -30027,10 +29925,7 @@
     </w:p>
     <w:p>
       <w:r>
-        <w:t>The explorer's screen must match the second screen of the Required Clean-Run Output line for line, except the Requests left line, whose first number is whatever GitHub has left for your address this hour; it must read of 60. $LASTEXITCODE must print 1, because two commands failed on purpose. The practice check must match the last screen, and its $LASTEXITCODE must print 0. This language's Reason line for the timeout is "Reason: Get "https://127.0.0.1:8765/api/v1/practice/slow": context deadline exceeded (Cl</w:t>
-      </w:r>
-      <w:r>
-        <w:t>ient.Timeout exceeded while awaiting headers)".</w:t>
+        <w:t>The explorer's screen must match the second screen of the Required Clean-Run Output line for line, except the Requests left line, whose first number is whatever GitHub has left for your address this hour; it must read of 60. $LASTEXITCODE must print 1, because two commands failed on purpose. The practice check must match the last screen, and its $LASTEXITCODE must print 0. This language's Reason line for the timeout is "Reason: Get "https://127.0.0.1:8765/api/v1/practice/slow": context deadline exceeded (Client.Timeout exceeded while awaiting headers)".</w:t>
       </w:r>
     </w:p>
     <w:p>
@@ -31087,10 +30982,7 @@
     </w:p>
     <w:p>
       <w:r>
-        <w:t>The Production-Minded version has every command and sends every request through send_public_request (sendPublicRequest, SendPublicRequest) and every answer through github_problem (githubProblem, GitHubProblem). github_client.py holds send_public_request, link_target and github_problem, with its own report_failure, which names GitHub; it reuses api_client.failure_kind. explorer.py holds read_answer, the checks of an answer, one run_ function per command, and the loop. practice_check.py is the practice check.</w:t>
-      </w:r>
-      <w:r>
-        <w:t xml:space="preserve"> Read github_problem first, then the command functions, then the loop.</w:t>
+        <w:t>The Production-Minded version has every command and sends every request through send_public_request (sendPublicRequest, SendPublicRequest) and every answer through github_problem (githubProblem, GitHubProblem). github_client.py holds send_public_request, link_target and github_problem, with its own report_failure, which names GitHub; it reuses api_client.failure_kind. explorer.py holds read_answer, the checks of an answer, one run_ function per command, and the loop. practice_check.py is the practice check. Read github_problem first, then the command functions, then the loop.</w:t>
       </w:r>
     </w:p>
     <w:p>
@@ -35931,10 +35823,7 @@
     </w:p>
     <w:p>
       <w:r>
-        <w:t>The Production-Minded version has every command and sends every request through send_public_request (sendPublicRequest, SendPublicRequest) and every answer through github_problem (githubProblem, GitHubProblem). githubClient.ts holds sendPublicRequest, linkTarget and githubProblem, with its own reportFailure and failureKind, because apiClient keeps those to itself. explorer.ts holds readAnswer, the checks of an answer, one run function per command, and the loop. practiceCheck.ts is the practice check. Read g</w:t>
-      </w:r>
-      <w:r>
-        <w:t>ithub_problem first, then the command functions, then the loop.</w:t>
+        <w:t>The Production-Minded version has every command and sends every request through send_public_request (sendPublicRequest, SendPublicRequest) and every answer through github_problem (githubProblem, GitHubProblem). githubClient.ts holds sendPublicRequest, linkTarget and githubProblem, with its own reportFailure and failureKind, because apiClient keeps those to itself. explorer.ts holds readAnswer, the checks of an answer, one run function per command, and the loop. practiceCheck.ts is the practice check. Read github_problem first, then the command functions, then the loop.</w:t>
       </w:r>
     </w:p>
     <w:p>
@@ -41507,10 +41396,7 @@
     </w:p>
     <w:p>
       <w:r>
-        <w:t>This project is Chapter 6's client side in one program, pointed at a service you do not control: Lesson 6.4's request shape and timeouts, Lesson 6.10's query builder, Lesson 6.13's JSON reading, Lesson 6.14's status meanings, Lesson 6.16's Bearer token from the environment, Lesson 6.18's Link header, and Lesson 6.21's failure classification. The Contact Manager REST API, the chapter's main project, assembles the server side. Volume 1, Chapter 7: Networking Basics looks underneath these requests at addresses</w:t>
-      </w:r>
-      <w:r>
-        <w:t>, names, ports and sockets.</w:t>
+        <w:t>This project is Chapter 6's client side in one program, pointed at a service you do not control: Lesson 6.4's request shape and timeouts, Lesson 6.10's query builder, Lesson 6.13's JSON reading, Lesson 6.14's status meanings, Lesson 6.16's Bearer token from the environment, Lesson 6.18's Link header, and Lesson 6.21's failure classification. The Contact Manager REST API, the chapter's main project, assembles the server side. Volume 1, Chapter 7: Networking Basics looks underneath these requests at addresses, names, ports and sockets.</w:t>
       </w:r>
     </w:p>
     <w:p>
@@ -42158,10 +42044,7 @@
     </w:p>
     <w:p>
       <w:r>
-        <w:t>The GitHub API Explorer is the chapter's client in one program, pointed at a real public API: the same response shape, query builder, JSON reading, Link header and failure handling, with one new function for the differences a public service brings, its trusted authorities, its required headers, and its rate limit. Only stable fields appear on the screen, every failure is one sentence, and a token, when used, never leaves the environment and the Authorization header. Next, Volume 1, Chapter 7: Networking Bas</w:t>
-      </w:r>
-      <w:r>
-        <w:t>ics looks underneath these HTTPS requests at the addresses, names, ports and sockets they travel on.</w:t>
+        <w:t>The GitHub API Explorer is the chapter's client in one program, pointed at a real public API: the same response shape, query builder, JSON reading, Link header and failure handling, with one new function for the differences a public service brings, its trusted authorities, its required headers, and its rate limit. Only stable fields appear on the screen, every failure is one sentence, and a token, when used, never leaves the environment and the Authorization header. Next, Volume 1, Chapter 7: Networking Basics looks underneath these HTTPS requests at the addresses, names, ports and sockets they travel on.</w:t>
       </w:r>
     </w:p>
     <w:sectPr>
